--- a/public/chat_files/estella_october_newsletter_refined.docx
+++ b/public/chat_files/estella_october_newsletter_refined.docx
@@ -8,7 +8,7 @@
           <w:b/>
           <w:sz w:val="28"/>
         </w:rPr>
-        <w:t>October Client Newsletter — Refined &amp; Formatted (Final)</w:t>
+        <w:t>Estella Williams — Refined Q3 Leadership Memo (Final)</w:t>
       </w:r>
     </w:p>
     <w:p>
@@ -16,7 +16,7 @@
         <w:rPr>
           <w:sz w:val="22"/>
         </w:rPr>
-        <w:t xml:space="preserve">Tightened all 4 sections to 1,450 words with clear subheadings, scannable deadline callouts, and natural client-facing tone.</w:t>
+        <w:t xml:space="preserve">Polished executive memo with key metrics: 94% gross revenue retention, 18% ARR growth.</w:t>
       </w:r>
     </w:p>
   </w:body>
